--- a/docs/PlayNext-Algorithm-Writeup.docx
+++ b/docs/PlayNext-Algorithm-Writeup.docx
@@ -126,7 +126,7 @@
         <w:t xml:space="preserve">Date: </w:t>
       </w:r>
       <w:r>
-        <w:t xml:space="preserve">June 2026</w:t>
+        <w:t xml:space="preserve">July 2026</w:t>
       </w:r>
     </w:p>
     <w:p>
